--- a/web/docs/28_AJP_PediatricAnxiety_2024.docx
+++ b/web/docs/28_AJP_PediatricAnxiety_2024.docx
@@ -254,14 +254,16 @@
       </w:r>
     </w:p>
     <w:p>
+      <w:pPr>
+        <w:pStyle w:val="Heading2"/>
+      </w:pPr>
       <w:r>
         <w:rPr>
           <w:rFonts w:ascii="Times New Roman" w:hAnsi="Times New Roman"/>
           <w:b/>
           <w:color w:val="FF0000"/>
-          <w:sz w:val="26"/>
         </w:rPr>
-        <w:t>PHẢN BIỆN</w:t>
+        <w:t>QUAN ĐIỂM PHẢN BIỆN / CRITICAL REVIEW</w:t>
       </w:r>
     </w:p>
     <w:p>
